--- a/Барсук/ГОТОВО — Таможня без пошлин, Германия-Россия 2026.docx
+++ b/Барсук/ГОТОВО — Таможня без пошлин, Германия-Россия 2026.docx
@@ -28,21 +28,21 @@
           <w:sz w:val="24"/>
           <w:szCs w:val="24"/>
         </w:rPr>
-        <w:t xml:space="preserve">Пошлина при наземном ввозе считается по ставке 30% от стоимости, но не меньше 4 евро за килограмм. Для обстановки обычной квартиры счёт уходит в сотни тысяч рублей. Большинство переезжающих узнаёт эту арифметику уже на границе, когда машина загружена и деваться некуда.</w:t>
-      </w:r>
-    </w:p>
-    <w:p>
-      <w:pPr>
-        <w:spacing w:after="200" w:line="312"/>
-        <w:jc w:val="both"/>
-      </w:pPr>
-      <w:r>
-        <w:rPr>
-          <w:rFonts w:ascii="Times New Roman" w:cs="Times New Roman" w:eastAsia="Times New Roman" w:hAnsi="Times New Roman"/>
-          <w:sz w:val="24"/>
-          <w:szCs w:val="24"/>
-        </w:rPr>
-        <w:t xml:space="preserve">Закон даёт два режима, по которым переселенец не платит ничего. Ни один из них не срабатывает автоматически: режим заявляют и подтверждают бумагами, которые собирают в Германии, за месяцы до погрузки.</w:t>
+        <w:t xml:space="preserve">Когда дата отъезда уже назначена, почти каждый наш клиент задает один и тот же вопрос: во сколько обойдется таможня? Опасения понятны. При наземном пересечении границы пошлина считается по ставке 30% от стоимости груза, но не менее 4 евро за килограмм, и для обстановки обычной квартиры счет легко уходит в сотни тысяч рублей.</w:t>
+      </w:r>
+    </w:p>
+    <w:p>
+      <w:pPr>
+        <w:spacing w:after="200" w:line="312"/>
+        <w:jc w:val="both"/>
+      </w:pPr>
+      <w:r>
+        <w:rPr>
+          <w:rFonts w:ascii="Times New Roman" w:cs="Times New Roman" w:eastAsia="Times New Roman" w:hAnsi="Times New Roman"/>
+          <w:sz w:val="24"/>
+          <w:szCs w:val="24"/>
+        </w:rPr>
+        <w:t xml:space="preserve">Хорошая новость в том, что таможенное оформление подчиняется четкому регламенту. Закон предусматривает два режима, при которых вы не платите за ввоз личных вещей ничего. Оба требуют подготовки, и начинается она еще в Германии, за несколько месяцев до погрузки.</w:t>
       </w:r>
     </w:p>
     <w:p>
@@ -57,35 +57,35 @@
           <w:sz w:val="26"/>
           <w:szCs w:val="26"/>
         </w:rPr>
-        <w:t xml:space="preserve">Программа переселения и правило одного года</w:t>
-      </w:r>
-    </w:p>
-    <w:p>
-      <w:pPr>
-        <w:spacing w:after="200" w:line="312"/>
-        <w:jc w:val="both"/>
-      </w:pPr>
-      <w:r>
-        <w:rPr>
-          <w:rFonts w:ascii="Times New Roman" w:cs="Times New Roman" w:eastAsia="Times New Roman" w:hAnsi="Times New Roman"/>
-          <w:sz w:val="24"/>
-          <w:szCs w:val="24"/>
-        </w:rPr>
-        <w:t xml:space="preserve">Участие в государственной программе по добровольному переселению соотечественников снимает ограничения по весу и стоимости полностью — под льготу попадает и мебель, и крупная бытовая техника. Условие жёсткое: вещи должны принадлежать вам до даты выдачи свидетельства участника. Диван, купленный неделей позже, таможня посчитает отдельно, поэтому чеки с датами имеет смысл сохранять даже на мелочи.</w:t>
-      </w:r>
-    </w:p>
-    <w:p>
-      <w:pPr>
-        <w:spacing w:after="200" w:line="312"/>
-        <w:jc w:val="both"/>
-      </w:pPr>
-      <w:r>
-        <w:rPr>
-          <w:rFonts w:ascii="Times New Roman" w:cs="Times New Roman" w:eastAsia="Times New Roman" w:hAnsi="Times New Roman"/>
-          <w:sz w:val="24"/>
-          <w:szCs w:val="24"/>
-        </w:rPr>
-        <w:t xml:space="preserve">Второй путь рассчитан на граждан, которые прожили в Германии больше двенадцати месяцев подряд и владеют вещами минимум полгода. Вид на жительство и отметки в паспорте здесь ничего не решают: инспектор смотрит на справку консульского учреждения России в Германии о сроке пребывания. Из России её уже не запросишь.</w:t>
+        <w:t xml:space="preserve">Два законных способа обнулить пошлину</w:t>
+      </w:r>
+    </w:p>
+    <w:p>
+      <w:pPr>
+        <w:spacing w:after="200" w:line="312"/>
+        <w:jc w:val="both"/>
+      </w:pPr>
+      <w:r>
+        <w:rPr>
+          <w:rFonts w:ascii="Times New Roman" w:cs="Times New Roman" w:eastAsia="Times New Roman" w:hAnsi="Times New Roman"/>
+          <w:sz w:val="24"/>
+          <w:szCs w:val="24"/>
+        </w:rPr>
+        <w:t xml:space="preserve">Первый и самый выгодный — участие в государственной программе по добровольному переселению соотечественников. Этот статус дает право на беспошлинный ввоз личного имущества без ограничений по весу и общей стоимости, то есть под льготу попадает и мебель, и крупная бытовая техника. Условие здесь жесткое: вещи должны принадлежать вам до даты выдачи свидетельства участника. Диван, купленный неделей позже, таможня посчитает отдельно, поэтому мы всегда просим клиентов сохранять чеки с датами даже на мелочи.</w:t>
+      </w:r>
+    </w:p>
+    <w:p>
+      <w:pPr>
+        <w:spacing w:after="200" w:line="312"/>
+        <w:jc w:val="both"/>
+      </w:pPr>
+      <w:r>
+        <w:rPr>
+          <w:rFonts w:ascii="Times New Roman" w:cs="Times New Roman" w:eastAsia="Times New Roman" w:hAnsi="Times New Roman"/>
+          <w:sz w:val="24"/>
+          <w:szCs w:val="24"/>
+        </w:rPr>
+        <w:t xml:space="preserve">Второй путь открыт тем, кто прожил в Германии больше двенадцати месяцев подряд и владеет вещами не менее полугода. Здесь важно понимать одну деталь: ни вид на жительство, ни отметки в паспорте основанием для льготы не выступают. Инспектор ждет справку консульского учреждения России в Германии о сроке пребывания, а получить ее из России уже невозможно.</w:t>
       </w:r>
     </w:p>
     <w:p>
@@ -106,22 +106,6 @@
     </w:p>
     <w:p>
       <w:pPr>
-        <w:spacing w:after="200" w:before="160"/>
-      </w:pPr>
-      <w:r>
-        <w:rPr>
-          <w:rFonts w:ascii="Times New Roman" w:cs="Times New Roman" w:eastAsia="Times New Roman" w:hAnsi="Times New Roman"/>
-          <w:b/>
-          <w:bCs/>
-          <w:color w:val="C00000"/>
-          <w:sz w:val="22"/>
-          <w:szCs w:val="22"/>
-        </w:rPr>
-        <w:t xml:space="preserve">▶️ СЮДА — СРОК ЗАПИСИ В КОНСУЛЬСТВО, ЕСЛИ ЕСТЬ ТОЧНЫЕ ДАННЫЕ</w:t>
-      </w:r>
-    </w:p>
-    <w:p>
-      <w:pPr>
         <w:spacing w:after="160" w:before="320"/>
       </w:pPr>
       <w:r>
@@ -132,35 +116,35 @@
           <w:sz w:val="26"/>
           <w:szCs w:val="26"/>
         </w:rPr>
-        <w:t xml:space="preserve">Опись, из-за которой чаще всего встаёт машина</w:t>
-      </w:r>
-    </w:p>
-    <w:p>
-      <w:pPr>
-        <w:spacing w:after="200" w:line="312"/>
-        <w:jc w:val="both"/>
-      </w:pPr>
-      <w:r>
-        <w:rPr>
-          <w:rFonts w:ascii="Times New Roman" w:cs="Times New Roman" w:eastAsia="Times New Roman" w:hAnsi="Times New Roman"/>
-          <w:sz w:val="24"/>
-          <w:szCs w:val="24"/>
-        </w:rPr>
-        <w:t xml:space="preserve">Формулировка «коробка с личными вещами» для инспектора означает, что содержимое не раскрыто. Дальше по регламенту идёт досмотр с выгрузкой, а это от двух до пяти рабочих дней плюс оплата хранения. Рабочая опись выглядит иначе: «одежда б/у, книги, кухонная утварь» — построчно, с весом, оценкой и пометкой о состоянии.</w:t>
-      </w:r>
-    </w:p>
-    <w:p>
-      <w:pPr>
-        <w:spacing w:after="200" w:line="312"/>
-        <w:jc w:val="both"/>
-      </w:pPr>
-      <w:r>
-        <w:rPr>
-          <w:rFonts w:ascii="Times New Roman" w:cs="Times New Roman" w:eastAsia="Times New Roman" w:hAnsi="Times New Roman"/>
-          <w:sz w:val="24"/>
-          <w:szCs w:val="24"/>
-        </w:rPr>
-        <w:t xml:space="preserve">К описи добавляют справку о снятии с регистрационного учёта (Abmeldung) и нотариально заверенные переводы немецких документов. Больше половины задержек на границе вырастает именно из бумаг. Содержимое коробок тут почти ни при чём.</w:t>
+        <w:t xml:space="preserve">Документальный пакет. Что собрать до отъезда</w:t>
+      </w:r>
+    </w:p>
+    <w:p>
+      <w:pPr>
+        <w:spacing w:after="200" w:line="312"/>
+        <w:jc w:val="both"/>
+      </w:pPr>
+      <w:r>
+        <w:rPr>
+          <w:rFonts w:ascii="Times New Roman" w:cs="Times New Roman" w:eastAsia="Times New Roman" w:hAnsi="Times New Roman"/>
+          <w:sz w:val="24"/>
+          <w:szCs w:val="24"/>
+        </w:rPr>
+        <w:t xml:space="preserve">Опыт показывает, что больше половины задержек на границе связаны с ошибками в сопроводительных документах. Поэтому мы проводим аудит всего пакета еще до того, как первая коробка будет запечатана скотчем.</w:t>
+      </w:r>
+    </w:p>
+    <w:p>
+      <w:pPr>
+        <w:spacing w:after="200" w:line="312"/>
+        <w:jc w:val="both"/>
+      </w:pPr>
+      <w:r>
+        <w:rPr>
+          <w:rFonts w:ascii="Times New Roman" w:cs="Times New Roman" w:eastAsia="Times New Roman" w:hAnsi="Times New Roman"/>
+          <w:sz w:val="24"/>
+          <w:szCs w:val="24"/>
+        </w:rPr>
+        <w:t xml:space="preserve">Кроме консульской справки вам понадобится Abmeldung — документ о снятии с регистрационного учета, подтверждающий, что отъезд окончательный. Немецкие бумаги переводят на русский язык с нотариальным заверением. Отдельная история — опись. Например, инспектор видит формулировку «коробка с личными вещами» и читает ее как нераскрытое содержимое, а это прямой повод назначить досмотр с полной выгрузкой (плюс от 2 до 5 рабочих дней к сроку). Профессиональная опись выглядит иначе: «одежда б/у, книги, кухонная утварь» — построчно, с весом, оценкой и пометкой о состоянии.</w:t>
       </w:r>
     </w:p>
     <w:p>
@@ -175,35 +159,35 @@
           <w:sz w:val="26"/>
           <w:szCs w:val="26"/>
         </w:rPr>
-        <w:t xml:space="preserve">Что европейская сторона может не выпустить</w:t>
-      </w:r>
-    </w:p>
-    <w:p>
-      <w:pPr>
-        <w:spacing w:after="200" w:line="312"/>
-        <w:jc w:val="both"/>
-      </w:pPr>
-      <w:r>
-        <w:rPr>
-          <w:rFonts w:ascii="Times New Roman" w:cs="Times New Roman" w:eastAsia="Times New Roman" w:hAnsi="Times New Roman"/>
-          <w:sz w:val="24"/>
-          <w:szCs w:val="24"/>
-        </w:rPr>
-        <w:t xml:space="preserve">Ограничения ЕС на вывоз в Россию накрывают электронику дороже установленных порогов и предметы роскоши. Проблема вскрывается на выезде из Евросоюза, когда машина уже загружена, и решается она единственным способом — выгрузкой спорных позиций прямо на терминале.</w:t>
-      </w:r>
-    </w:p>
-    <w:p>
-      <w:pPr>
-        <w:spacing w:after="200" w:line="312"/>
-        <w:jc w:val="both"/>
-      </w:pPr>
-      <w:r>
-        <w:rPr>
-          <w:rFonts w:ascii="Times New Roman" w:cs="Times New Roman" w:eastAsia="Times New Roman" w:hAnsi="Times New Roman"/>
-          <w:sz w:val="24"/>
-          <w:szCs w:val="24"/>
-        </w:rPr>
-        <w:t xml:space="preserve">Картины и антиквариат требуют экспортных разрешений немецких ведомств. Оформляют их неделями, задним числом не выдают, поэтому такие предметы выносят в отдельный список ещё на этапе сборов.</w:t>
+        <w:t xml:space="preserve">Санкционный фильтр и культурные ценности</w:t>
+      </w:r>
+    </w:p>
+    <w:p>
+      <w:pPr>
+        <w:spacing w:after="200" w:line="312"/>
+        <w:jc w:val="both"/>
+      </w:pPr>
+      <w:r>
+        <w:rPr>
+          <w:rFonts w:ascii="Times New Roman" w:cs="Times New Roman" w:eastAsia="Times New Roman" w:hAnsi="Times New Roman"/>
+          <w:sz w:val="24"/>
+          <w:szCs w:val="24"/>
+        </w:rPr>
+        <w:t xml:space="preserve">Сложность 2026 года в том, что часть вопросов решается уже на европейской стороне границы. Евросоюз ограничивает вывоз в Россию электроники дороже установленных порогов и предметов роскоши, и проблема вскрывается на выезде, когда машина загружена. Решается она единственным способом — выгрузкой спорных позиций прямо на терминале. Наша задача на этапе консультации в том, чтобы подсветить такие «подводные камни» заранее и помочь вам подготовить доказательства личного пользования вещами.</w:t>
+      </w:r>
+    </w:p>
+    <w:p>
+      <w:pPr>
+        <w:spacing w:after="200" w:line="312"/>
+        <w:jc w:val="both"/>
+      </w:pPr>
+      <w:r>
+        <w:rPr>
+          <w:rFonts w:ascii="Times New Roman" w:cs="Times New Roman" w:eastAsia="Times New Roman" w:hAnsi="Times New Roman"/>
+          <w:sz w:val="24"/>
+          <w:szCs w:val="24"/>
+        </w:rPr>
+        <w:t xml:space="preserve">Если вы везете картину или антиквариат, потребуется экспортное разрешение немецких ведомств. Оформление занимает недели и задним числом не выдается, поэтому такие предметы мы выносим в отдельный список сразу, на этапе планирования.</w:t>
       </w:r>
     </w:p>
     <w:p>
@@ -234,49 +218,49 @@
           <w:sz w:val="26"/>
           <w:szCs w:val="26"/>
         </w:rPr>
-        <w:t xml:space="preserve">Двадцать пять — тридцать пять дней через Прибалтику</w:t>
-      </w:r>
-    </w:p>
-    <w:p>
-      <w:pPr>
-        <w:spacing w:after="200" w:line="312"/>
-        <w:jc w:val="both"/>
-      </w:pPr>
-      <w:r>
-        <w:rPr>
-          <w:rFonts w:ascii="Times New Roman" w:cs="Times New Roman" w:eastAsia="Times New Roman" w:hAnsi="Times New Roman"/>
-          <w:sz w:val="24"/>
-          <w:szCs w:val="24"/>
-        </w:rPr>
-        <w:t xml:space="preserve">Столько занимает дорога фурой через транзитные коридоры стран Балтии и Беларуси, считая консолидацию груза и формальности с обеих сторон границы. В пиковые периоды очередь на погранпереходе добавляет к сроку до трёх суток, и повлиять на неё не может ни один перевозчик — остаётся закладывать запас в график.</w:t>
-      </w:r>
-    </w:p>
-    <w:p>
-      <w:pPr>
-        <w:spacing w:after="200" w:line="312"/>
-        <w:jc w:val="both"/>
-      </w:pPr>
-      <w:r>
-        <w:rPr>
-          <w:rFonts w:ascii="Times New Roman" w:cs="Times New Roman" w:eastAsia="Times New Roman" w:hAnsi="Times New Roman"/>
-          <w:sz w:val="24"/>
-          <w:szCs w:val="24"/>
-        </w:rPr>
-        <w:t xml:space="preserve">Стоять на терминале лично не нужно. Удалённый выпуск передаёт общение с инспекторами таможенному представителю по доверенности, а спутниковый мониторинг показывает, где машина, в любой момент маршрута.</w:t>
-      </w:r>
-    </w:p>
-    <w:p>
-      <w:pPr>
-        <w:spacing w:after="200" w:line="312"/>
-        <w:jc w:val="both"/>
-      </w:pPr>
-      <w:r>
-        <w:rPr>
-          <w:rFonts w:ascii="Times New Roman" w:cs="Times New Roman" w:eastAsia="Times New Roman" w:hAnsi="Times New Roman"/>
-          <w:sz w:val="24"/>
-          <w:szCs w:val="24"/>
-        </w:rPr>
-        <w:t xml:space="preserve">Судьба груза решается за несколько месяцев до границы — в тот день, когда садятся составлять опись и собирать справки. Проверить комплектность пакета можно до отправки. На бесплатной консультации на intrelocations.ru разбирают конкретную ситуацию и показывают, где документы не дотягивают до требований инспектора.</w:t>
+        <w:t xml:space="preserve">Дорога и оформление. Почему вам не нужно ехать на границу</w:t>
+      </w:r>
+    </w:p>
+    <w:p>
+      <w:pPr>
+        <w:spacing w:after="200" w:line="312"/>
+        <w:jc w:val="both"/>
+      </w:pPr>
+      <w:r>
+        <w:rPr>
+          <w:rFonts w:ascii="Times New Roman" w:cs="Times New Roman" w:eastAsia="Times New Roman" w:hAnsi="Times New Roman"/>
+          <w:sz w:val="24"/>
+          <w:szCs w:val="24"/>
+        </w:rPr>
+        <w:t xml:space="preserve">Груз идет автомобилем через транзитные коридоры Прибалтики и Беларуси. Средний срок доставки составляет от 25 до 35 дней с учетом консолидации и формальностей с обеих сторон, а в периоды пиковых нагрузок очередь на погранпереходе добавляет к графику до трех суток. Повлиять на пропускную способность пунктов пропуска не может ни одна транспортная компания, и мы честно закладываем этот буфер в расчетные сроки.</w:t>
+      </w:r>
+    </w:p>
+    <w:p>
+      <w:pPr>
+        <w:spacing w:after="200" w:line="312"/>
+        <w:jc w:val="both"/>
+      </w:pPr>
+      <w:r>
+        <w:rPr>
+          <w:rFonts w:ascii="Times New Roman" w:cs="Times New Roman" w:eastAsia="Times New Roman" w:hAnsi="Times New Roman"/>
+          <w:sz w:val="24"/>
+          <w:szCs w:val="24"/>
+        </w:rPr>
+        <w:t xml:space="preserve">Стоять на таможенном терминале лично вам не придется. Механизм удаленного выпуска позволяет передать все общение с инспекторами таможенному представителю, который действует по доверенности, пока вы занимаетесь обустройством на новом месте.</w:t>
+      </w:r>
+    </w:p>
+    <w:p>
+      <w:pPr>
+        <w:spacing w:after="200" w:line="312"/>
+        <w:jc w:val="both"/>
+      </w:pPr>
+      <w:r>
+        <w:rPr>
+          <w:rFonts w:ascii="Times New Roman" w:cs="Times New Roman" w:eastAsia="Times New Roman" w:hAnsi="Times New Roman"/>
+          <w:sz w:val="24"/>
+          <w:szCs w:val="24"/>
+        </w:rPr>
+        <w:t xml:space="preserve">Таможня перестает быть источником стресса ровно тогда, когда документы проверены заранее, а опись составлена по правилам. Проверить свой пакет и разобрать конкретную ситуацию можно на бесплатной консультации на intrelocations.ru. Один разговор избавляет от споров с инспектором на границе.</w:t>
       </w:r>
     </w:p>
     <w:sectPr>
